--- a/atelier/atelier_059.docx
+++ b/atelier/atelier_059.docx
@@ -445,7 +445,7 @@
           </w:tcPr>
           <w:p>
             <w:r>
-              <w:t xml:space="preserve">Capsule socle retry &amp; résilience #59 lue ; diagnostic des échecs (#57)</w:t>
+              <w:t xml:space="preserve">Capsule socle retry &amp; résilience #59 lue ; diagnostic des échecs</w:t>
             </w:r>
           </w:p>
         </w:tc>
@@ -464,7 +464,7 @@
         <w:spacing w:after="120"/>
       </w:pPr>
       <w:r>
-        <w:t xml:space="preserve">La squad a stabilisé sa cause d'échec dominante (#58) et compris, via la capsule, ce qu'est vraiment le retry : un outil pour les échecs transitoires uniquement, jamais un cache-misère pour les flaky ou les vrais bugs. Il reste un résiduel d'échecs transitoires inévitables — un hoquet réseau, un service tiers momentanément indisponible — sur lesquels la squad relance encore à la main. Le sujet de cet atelier est de mettre en place, sur le pipeline réel, les bons mécanismes de résilience : d'abord réduire les causes transitoires à la source (cache, miroir, timeouts), puis poser des retry CIBLÉS (avec when) sur le transitoire résiduel — sans jamais retomber dans le retry aveugle qui masque les problèmes. L'objectif est de faire remonter le Pipeline OK rate en supprimant les relances manuelles légitimes.</w:t>
+        <w:t xml:space="preserve">La squad a stabilisé sa cause d'échec dominante et compris, via la capsule, ce qu'est vraiment le retry : un outil pour les échecs transitoires uniquement, jamais un cache-misère pour les flaky ou les vrais bugs. Il reste un résiduel d'échecs transitoires inévitables — un hoquet réseau, un service tiers momentanément indisponible — sur lesquels la squad relance encore à la main. Le sujet de cet atelier est de mettre en place, sur le pipeline réel, les bons mécanismes de résilience : d'abord réduire les causes transitoires à la source (cache, miroir, timeouts), puis poser des retry CIBLÉS (avec when) sur le transitoire résiduel — sans jamais retomber dans le retry aveugle qui masque les problèmes. L'objectif est de faire remonter le Pipeline OK rate en supprimant les relances manuelles légitimes.</w:t>
       </w:r>
     </w:p>
     <w:p>
@@ -600,7 +600,7 @@
                 <w:sz w:val="19"/>
                 <w:szCs w:val="19"/>
               </w:rPr>
-              <w:t xml:space="preserve">  cache:</w:t>
+              <w:t xml:space="preserve"> cache:</w:t>
             </w:r>
           </w:p>
           <w:p>
@@ -613,7 +613,7 @@
                 <w:sz w:val="19"/>
                 <w:szCs w:val="19"/>
               </w:rPr>
-              <w:t xml:space="preserve">    key: deps</w:t>
+              <w:t xml:space="preserve"> key: deps</w:t>
             </w:r>
           </w:p>
           <w:p>
@@ -626,7 +626,7 @@
                 <w:sz w:val="19"/>
                 <w:szCs w:val="19"/>
               </w:rPr>
-              <w:t xml:space="preserve">    paths: [.m2/repository]      # ou node_modules/, ...</w:t>
+              <w:t xml:space="preserve"> paths: [.m2/repository] # ou node_modules/,...</w:t>
             </w:r>
           </w:p>
           <w:p>
@@ -639,7 +639,7 @@
                 <w:sz w:val="19"/>
                 <w:szCs w:val="19"/>
               </w:rPr>
-              <w:t xml:space="preserve">  script: - mvn package</w:t>
+              <w:t xml:space="preserve"> script: - mvn package</w:t>
             </w:r>
           </w:p>
           <w:p>
@@ -691,7 +691,7 @@
                 <w:sz w:val="19"/>
                 <w:szCs w:val="19"/>
               </w:rPr>
-              <w:t xml:space="preserve">  script: - ./push.sh</w:t>
+              <w:t xml:space="preserve"> script: -./push.sh</w:t>
             </w:r>
           </w:p>
           <w:p>
@@ -704,7 +704,7 @@
                 <w:sz w:val="19"/>
                 <w:szCs w:val="19"/>
               </w:rPr>
-              <w:t xml:space="preserve">  retry:</w:t>
+              <w:t xml:space="preserve"> retry:</w:t>
             </w:r>
           </w:p>
           <w:p>
@@ -717,7 +717,7 @@
                 <w:sz w:val="19"/>
                 <w:szCs w:val="19"/>
               </w:rPr>
-              <w:t xml:space="preserve">    max: 2</w:t>
+              <w:t xml:space="preserve"> max: 2</w:t>
             </w:r>
           </w:p>
           <w:p>
@@ -730,7 +730,7 @@
                 <w:sz w:val="19"/>
                 <w:szCs w:val="19"/>
               </w:rPr>
-              <w:t xml:space="preserve">    when: [runner_system_failure, stuck_or_timeout_failure, api_failure]</w:t>
+              <w:t xml:space="preserve"> when: [runner_system_failure, stuck_or_timeout_failure, api_failure]</w:t>
             </w:r>
           </w:p>
         </w:tc>
@@ -765,7 +765,7 @@
         </w:numPr>
       </w:pPr>
       <w:r>
-        <w:t xml:space="preserve">(10 min) Repérer le transitoire résiduel — à partir du diagnostic (#57) et du dashboard, on isole les échecs vraiment transitoires (réseau, infra, service tiers) qui justifient résilience et retry.</w:t>
+        <w:t xml:space="preserve">(10 min) Repérer le transitoire résiduel — à partir du diagnostic et du dashboard, on isole les échecs vraiment transitoires (réseau, infra, service tiers) qui justifient résilience et retry.</w:t>
       </w:r>
     </w:p>
     <w:p>
